--- a/Trabajo con Ping y r.docx
+++ b/Trabajo con Ping y r.docx
@@ -3,13 +3,369 @@
 <w:document xmlns:wpc="http://schemas.microsoft.com/office/word/2010/wordprocessingCanvas" xmlns:cx="http://schemas.microsoft.com/office/drawing/2014/chartex" xmlns:cx1="http://schemas.microsoft.com/office/drawing/2015/9/8/chartex" xmlns:cx2="http://schemas.microsoft.com/office/drawing/2015/10/21/chartex" xmlns:cx3="http://schemas.microsoft.com/office/drawing/2016/5/9/chartex" xmlns:cx4="http://schemas.microsoft.com/office/drawing/2016/5/10/chartex" xmlns:cx5="http://schemas.microsoft.com/office/drawing/2016/5/11/chartex" xmlns:cx6="http://schemas.microsoft.com/office/drawing/2016/5/12/chartex" xmlns:cx7="http://schemas.microsoft.com/office/drawing/2016/5/13/chartex" xmlns:cx8="http://schemas.microsoft.com/office/drawing/2016/5/14/chartex" xmlns:mc="http://schemas.openxmlformats.org/markup-compatibility/2006" xmlns:aink="http://schemas.microsoft.com/office/drawing/2016/ink" xmlns:am3d="http://schemas.microsoft.com/office/drawing/2017/model3d" xmlns:o="urn:schemas-microsoft-com:office:office" xmlns:r="http://schemas.openxmlformats.org/officeDocument/2006/relationships" xmlns:m="http://schemas.openxmlformats.org/officeDocument/2006/math" xmlns:v="urn:schemas-microsoft-com:vml" xmlns:wp14="http://schemas.microsoft.com/office/word/2010/wordprocessingDrawing" xmlns:wp="http://schemas.openxmlformats.org/drawingml/2006/wordprocessingDrawing" xmlns:w10="urn:schemas-microsoft-com:office:word" xmlns:w="http://schemas.openxmlformats.org/wordprocessingml/2006/main" xmlns:w14="http://schemas.microsoft.com/office/word/2010/wordml" xmlns:w15="http://schemas.microsoft.com/office/word/2012/wordml" xmlns:w16cex="http://schemas.microsoft.com/office/word/2018/wordml/cex" xmlns:w16cid="http://schemas.microsoft.com/office/word/2016/wordml/cid" xmlns:w16="http://schemas.microsoft.com/office/word/2018/wordml" xmlns:w16sdtdh="http://schemas.microsoft.com/office/word/2020/wordml/sdtdatahash" xmlns:w16se="http://schemas.microsoft.com/office/word/2015/wordml/symex" xmlns:wpg="http://schemas.microsoft.com/office/word/2010/wordprocessingGroup" xmlns:wpi="http://schemas.microsoft.com/office/word/2010/wordprocessingInk" xmlns:wne="http://schemas.microsoft.com/office/word/2006/wordml" xmlns:wps="http://schemas.microsoft.com/office/word/2010/wordprocessingShape" mc:Ignorable="w14 w15 w16se w16cid w16 w16cex w16sdtdh wp14">
   <w:body>
     <w:p>
-      <w:r>
-        <w:t>Ddddd</w:t>
+      <w:pPr>
+        <w:jc w:val="center"/>
+        <w:rPr>
+          <w:rFonts w:ascii="Arial" w:hAnsi="Arial" w:cs="Arial"/>
+          <w:sz w:val="24"/>
+          <w:szCs w:val="24"/>
+        </w:rPr>
+      </w:pPr>
+      <w:r>
+        <w:rPr>
+          <w:rFonts w:ascii="Arial" w:hAnsi="Arial" w:cs="Arial"/>
+          <w:sz w:val="24"/>
+          <w:szCs w:val="24"/>
+        </w:rPr>
+        <w:t>TALLER #</w:t>
+      </w:r>
+      <w:r>
+        <w:rPr>
+          <w:rFonts w:ascii="Arial" w:hAnsi="Arial" w:cs="Arial"/>
+          <w:sz w:val="24"/>
+          <w:szCs w:val="24"/>
+        </w:rPr>
+        <w:t>2</w:t>
+      </w:r>
+      <w:r>
+        <w:rPr>
+          <w:rFonts w:ascii="Arial" w:hAnsi="Arial" w:cs="Arial"/>
+          <w:sz w:val="24"/>
+          <w:szCs w:val="24"/>
+        </w:rPr>
+        <w:t xml:space="preserve">:  </w:t>
+      </w:r>
+    </w:p>
+    <w:p>
+      <w:pPr>
+        <w:jc w:val="center"/>
+        <w:rPr>
+          <w:rFonts w:ascii="Arial" w:hAnsi="Arial" w:cs="Arial"/>
+          <w:sz w:val="24"/>
+          <w:szCs w:val="24"/>
+        </w:rPr>
+      </w:pPr>
+    </w:p>
+    <w:p>
+      <w:pPr>
+        <w:jc w:val="center"/>
+        <w:rPr>
+          <w:rFonts w:ascii="Arial" w:hAnsi="Arial" w:cs="Arial"/>
+          <w:sz w:val="24"/>
+          <w:szCs w:val="24"/>
+        </w:rPr>
+      </w:pPr>
+    </w:p>
+    <w:p>
+      <w:pPr>
+        <w:jc w:val="center"/>
+        <w:rPr>
+          <w:rFonts w:ascii="Arial" w:hAnsi="Arial" w:cs="Arial"/>
+          <w:sz w:val="24"/>
+          <w:szCs w:val="24"/>
+        </w:rPr>
+      </w:pPr>
+    </w:p>
+    <w:p>
+      <w:pPr>
+        <w:jc w:val="center"/>
+        <w:rPr>
+          <w:rFonts w:ascii="Arial" w:hAnsi="Arial" w:cs="Arial"/>
+          <w:sz w:val="24"/>
+          <w:szCs w:val="24"/>
+        </w:rPr>
+      </w:pPr>
+    </w:p>
+    <w:p>
+      <w:pPr>
+        <w:jc w:val="center"/>
+        <w:rPr>
+          <w:rFonts w:ascii="Arial" w:hAnsi="Arial" w:cs="Arial"/>
+          <w:sz w:val="24"/>
+          <w:szCs w:val="24"/>
+        </w:rPr>
+      </w:pPr>
+    </w:p>
+    <w:p>
+      <w:pPr>
+        <w:jc w:val="center"/>
+        <w:rPr>
+          <w:rFonts w:ascii="Arial" w:hAnsi="Arial" w:cs="Arial"/>
+          <w:sz w:val="24"/>
+          <w:szCs w:val="24"/>
+        </w:rPr>
+      </w:pPr>
+    </w:p>
+    <w:p>
+      <w:pPr>
+        <w:jc w:val="center"/>
+        <w:rPr>
+          <w:rFonts w:ascii="Arial" w:hAnsi="Arial" w:cs="Arial"/>
+          <w:sz w:val="24"/>
+          <w:szCs w:val="24"/>
+        </w:rPr>
+      </w:pPr>
+    </w:p>
+    <w:p>
+      <w:pPr>
+        <w:jc w:val="center"/>
+        <w:rPr>
+          <w:rFonts w:ascii="Arial" w:hAnsi="Arial" w:cs="Arial"/>
+          <w:sz w:val="24"/>
+          <w:szCs w:val="24"/>
+        </w:rPr>
+      </w:pPr>
+    </w:p>
+    <w:p>
+      <w:pPr>
+        <w:jc w:val="center"/>
+        <w:rPr>
+          <w:rFonts w:ascii="Arial" w:hAnsi="Arial" w:cs="Arial"/>
+          <w:sz w:val="24"/>
+          <w:szCs w:val="24"/>
+        </w:rPr>
+      </w:pPr>
+    </w:p>
+    <w:p>
+      <w:pPr>
+        <w:jc w:val="center"/>
+        <w:rPr>
+          <w:rFonts w:ascii="Arial" w:hAnsi="Arial" w:cs="Arial"/>
+          <w:sz w:val="24"/>
+          <w:szCs w:val="24"/>
+        </w:rPr>
+      </w:pPr>
+    </w:p>
+    <w:p>
+      <w:pPr>
+        <w:jc w:val="center"/>
+        <w:rPr>
+          <w:rFonts w:ascii="Arial" w:hAnsi="Arial" w:cs="Arial"/>
+          <w:sz w:val="24"/>
+          <w:szCs w:val="24"/>
+        </w:rPr>
+      </w:pPr>
+    </w:p>
+    <w:p>
+      <w:pPr>
+        <w:rPr>
+          <w:rFonts w:ascii="Arial" w:hAnsi="Arial" w:cs="Arial"/>
+          <w:sz w:val="24"/>
+          <w:szCs w:val="24"/>
+        </w:rPr>
+      </w:pPr>
+    </w:p>
+    <w:p>
+      <w:pPr>
+        <w:jc w:val="center"/>
+        <w:rPr>
+          <w:rFonts w:ascii="Arial" w:hAnsi="Arial" w:cs="Arial"/>
+          <w:sz w:val="24"/>
+          <w:szCs w:val="24"/>
+        </w:rPr>
+      </w:pPr>
+    </w:p>
+    <w:p>
+      <w:pPr>
+        <w:jc w:val="center"/>
+        <w:rPr>
+          <w:rFonts w:ascii="Arial" w:hAnsi="Arial" w:cs="Arial"/>
+          <w:sz w:val="24"/>
+          <w:szCs w:val="24"/>
+        </w:rPr>
+      </w:pPr>
+      <w:r>
+        <w:rPr>
+          <w:rFonts w:ascii="Arial" w:hAnsi="Arial" w:cs="Arial"/>
+          <w:sz w:val="24"/>
+          <w:szCs w:val="24"/>
+        </w:rPr>
+        <w:t>CRISTINA SAMBONI SANDOVAL</w:t>
+      </w:r>
+    </w:p>
+    <w:p>
+      <w:pPr>
+        <w:jc w:val="center"/>
+        <w:rPr>
+          <w:rFonts w:ascii="Arial" w:hAnsi="Arial" w:cs="Arial"/>
+          <w:sz w:val="24"/>
+          <w:szCs w:val="24"/>
+        </w:rPr>
+      </w:pPr>
+    </w:p>
+    <w:p>
+      <w:pPr>
+        <w:rPr>
+          <w:rFonts w:ascii="Arial" w:hAnsi="Arial" w:cs="Arial"/>
+          <w:sz w:val="24"/>
+          <w:szCs w:val="24"/>
+        </w:rPr>
+      </w:pPr>
+    </w:p>
+    <w:p>
+      <w:pPr>
+        <w:jc w:val="center"/>
+        <w:rPr>
+          <w:rFonts w:ascii="Arial" w:hAnsi="Arial" w:cs="Arial"/>
+          <w:sz w:val="24"/>
+          <w:szCs w:val="24"/>
+        </w:rPr>
+      </w:pPr>
+    </w:p>
+    <w:p>
+      <w:pPr>
+        <w:jc w:val="center"/>
+        <w:rPr>
+          <w:rFonts w:ascii="Arial" w:hAnsi="Arial" w:cs="Arial"/>
+          <w:sz w:val="24"/>
+          <w:szCs w:val="24"/>
+        </w:rPr>
+      </w:pPr>
+    </w:p>
+    <w:p>
+      <w:pPr>
+        <w:jc w:val="center"/>
+        <w:rPr>
+          <w:rFonts w:ascii="Arial" w:hAnsi="Arial" w:cs="Arial"/>
+          <w:sz w:val="24"/>
+          <w:szCs w:val="24"/>
+        </w:rPr>
+      </w:pPr>
+    </w:p>
+    <w:p>
+      <w:pPr>
+        <w:jc w:val="center"/>
+        <w:rPr>
+          <w:rFonts w:ascii="Arial" w:hAnsi="Arial" w:cs="Arial"/>
+          <w:sz w:val="24"/>
+          <w:szCs w:val="24"/>
+        </w:rPr>
+      </w:pPr>
+    </w:p>
+    <w:p>
+      <w:pPr>
+        <w:jc w:val="center"/>
+        <w:rPr>
+          <w:rFonts w:ascii="Arial" w:hAnsi="Arial" w:cs="Arial"/>
+          <w:sz w:val="24"/>
+          <w:szCs w:val="24"/>
+        </w:rPr>
+      </w:pPr>
+    </w:p>
+    <w:p>
+      <w:pPr>
+        <w:jc w:val="center"/>
+        <w:rPr>
+          <w:rFonts w:ascii="Arial" w:hAnsi="Arial" w:cs="Arial"/>
+          <w:sz w:val="24"/>
+          <w:szCs w:val="24"/>
+        </w:rPr>
+      </w:pPr>
+    </w:p>
+    <w:p>
+      <w:pPr>
+        <w:jc w:val="center"/>
+        <w:rPr>
+          <w:rFonts w:ascii="Arial" w:hAnsi="Arial" w:cs="Arial"/>
+          <w:sz w:val="24"/>
+          <w:szCs w:val="24"/>
+        </w:rPr>
+      </w:pPr>
+    </w:p>
+    <w:p>
+      <w:pPr>
+        <w:jc w:val="center"/>
+        <w:rPr>
+          <w:rFonts w:ascii="Arial" w:hAnsi="Arial" w:cs="Arial"/>
+          <w:sz w:val="24"/>
+          <w:szCs w:val="24"/>
+        </w:rPr>
+      </w:pPr>
+    </w:p>
+    <w:p>
+      <w:pPr>
+        <w:jc w:val="center"/>
+        <w:rPr>
+          <w:rFonts w:ascii="Arial" w:hAnsi="Arial" w:cs="Arial"/>
+          <w:sz w:val="24"/>
+          <w:szCs w:val="24"/>
+        </w:rPr>
+      </w:pPr>
+    </w:p>
+    <w:p>
+      <w:pPr>
+        <w:rPr>
+          <w:rFonts w:ascii="Arial" w:hAnsi="Arial" w:cs="Arial"/>
+          <w:sz w:val="24"/>
+          <w:szCs w:val="24"/>
+        </w:rPr>
+      </w:pPr>
+    </w:p>
+    <w:p>
+      <w:pPr>
+        <w:jc w:val="center"/>
+        <w:rPr>
+          <w:rFonts w:ascii="Arial" w:hAnsi="Arial" w:cs="Arial"/>
+          <w:sz w:val="24"/>
+          <w:szCs w:val="24"/>
+        </w:rPr>
+      </w:pPr>
+      <w:r>
+        <w:rPr>
+          <w:rFonts w:ascii="Arial" w:hAnsi="Arial" w:cs="Arial"/>
+          <w:sz w:val="24"/>
+          <w:szCs w:val="24"/>
+        </w:rPr>
+        <w:t>MARZO 26</w:t>
+      </w:r>
+      <w:r>
+        <w:rPr>
+          <w:rFonts w:ascii="Arial" w:hAnsi="Arial" w:cs="Arial"/>
+          <w:sz w:val="24"/>
+          <w:szCs w:val="24"/>
+        </w:rPr>
+        <w:t xml:space="preserve"> </w:t>
+      </w:r>
+      <w:r>
+        <w:rPr>
+          <w:rFonts w:ascii="Arial" w:hAnsi="Arial" w:cs="Arial"/>
+          <w:sz w:val="24"/>
+          <w:szCs w:val="24"/>
+        </w:rPr>
+        <w:t>DE 202</w:t>
+      </w:r>
+      <w:r>
+        <w:rPr>
+          <w:rFonts w:ascii="Arial" w:hAnsi="Arial" w:cs="Arial"/>
+          <w:sz w:val="24"/>
+          <w:szCs w:val="24"/>
+        </w:rPr>
+        <w:t>6</w:t>
+      </w:r>
+    </w:p>
+    <w:p>
+      <w:pPr>
+        <w:jc w:val="center"/>
+        <w:rPr>
+          <w:rFonts w:ascii="Arial" w:hAnsi="Arial" w:cs="Arial"/>
+          <w:sz w:val="24"/>
+          <w:szCs w:val="24"/>
+        </w:rPr>
+      </w:pPr>
+      <w:r>
+        <w:rPr>
+          <w:rFonts w:ascii="Arial" w:hAnsi="Arial" w:cs="Arial"/>
+          <w:sz w:val="24"/>
+          <w:szCs w:val="24"/>
+        </w:rPr>
+        <w:t>POPAYAN</w:t>
       </w:r>
     </w:p>
     <w:p/>
-    <w:p>
-      <w:r>
+    <w:p/>
+    <w:p>
+      <w:r>
+        <w:lastRenderedPageBreak/>
         <w:t>EJERCICIO FINAL</w:t>
       </w:r>
     </w:p>
@@ -130,6 +486,9 @@
     <w:p/>
     <w:p>
       <w:r>
+        <w:rPr>
+          <w:noProof/>
+        </w:rPr>
         <w:drawing>
           <wp:inline distT="0" distB="0" distL="0" distR="0" wp14:anchorId="5595A268" wp14:editId="293E7A39">
             <wp:extent cx="5400040" cy="1619250"/>
@@ -185,11 +544,15 @@
         <w:rPr>
           <w:highlight w:val="green"/>
         </w:rPr>
+        <w:lastRenderedPageBreak/>
         <w:t>http://127.0.0.1:8000/users/</w:t>
       </w:r>
     </w:p>
     <w:p>
       <w:r>
+        <w:rPr>
+          <w:noProof/>
+        </w:rPr>
         <w:drawing>
           <wp:inline distT="0" distB="0" distL="0" distR="0" wp14:anchorId="7EBDC9B1" wp14:editId="56794220">
             <wp:extent cx="5400040" cy="3057525"/>
@@ -242,6 +605,9 @@
     </w:p>
     <w:p>
       <w:r>
+        <w:rPr>
+          <w:noProof/>
+        </w:rPr>
         <w:drawing>
           <wp:inline distT="0" distB="0" distL="0" distR="0" wp14:anchorId="08AF91AD" wp14:editId="6047E4D6">
             <wp:extent cx="5400040" cy="2633980"/>
@@ -281,6 +647,9 @@
     </w:p>
     <w:p>
       <w:r>
+        <w:rPr>
+          <w:noProof/>
+        </w:rPr>
         <w:lastRenderedPageBreak/>
         <w:drawing>
           <wp:inline distT="0" distB="0" distL="0" distR="0" wp14:anchorId="619EC2EF" wp14:editId="66843AE2">
@@ -374,6 +743,9 @@
     </w:p>
     <w:p>
       <w:r>
+        <w:rPr>
+          <w:noProof/>
+        </w:rPr>
         <w:lastRenderedPageBreak/>
         <w:drawing>
           <wp:inline distT="0" distB="0" distL="0" distR="0" wp14:anchorId="5B824F47" wp14:editId="28396DC8">
@@ -455,6 +827,9 @@
     </w:p>
     <w:p>
       <w:r>
+        <w:rPr>
+          <w:noProof/>
+        </w:rPr>
         <w:lastRenderedPageBreak/>
         <w:drawing>
           <wp:inline distT="0" distB="0" distL="0" distR="0" wp14:anchorId="36FFED35" wp14:editId="51F49842">
@@ -496,6 +871,9 @@
     <w:p/>
     <w:p>
       <w:r>
+        <w:rPr>
+          <w:noProof/>
+        </w:rPr>
         <w:drawing>
           <wp:inline distT="0" distB="0" distL="0" distR="0" wp14:anchorId="2596D02D" wp14:editId="277716BD">
             <wp:extent cx="5400040" cy="2487295"/>
@@ -538,6 +916,9 @@
     </w:p>
     <w:p>
       <w:r>
+        <w:rPr>
+          <w:noProof/>
+        </w:rPr>
         <w:lastRenderedPageBreak/>
         <w:drawing>
           <wp:inline distT="0" distB="0" distL="0" distR="0" wp14:anchorId="3AAC3962" wp14:editId="231ECF6B">
@@ -578,6 +959,9 @@
     </w:p>
     <w:p>
       <w:r>
+        <w:rPr>
+          <w:noProof/>
+        </w:rPr>
         <w:drawing>
           <wp:inline distT="0" distB="0" distL="0" distR="0" wp14:anchorId="4E3AD22F" wp14:editId="450FEA79">
             <wp:extent cx="5400040" cy="2714625"/>
@@ -908,6 +1292,64 @@
         <w:t xml:space="preserve"> use esta variable:</w:t>
       </w:r>
     </w:p>
+    <w:p>
+      <w:pPr>
+        <w:numPr>
+          <w:ilvl w:val="0"/>
+          <w:numId w:val="1"/>
+        </w:numPr>
+        <w:spacing w:before="100" w:beforeAutospacing="1" w:after="100" w:afterAutospacing="1" w:line="240" w:lineRule="auto"/>
+        <w:rPr>
+          <w:rFonts w:ascii="Times New Roman" w:eastAsia="Times New Roman" w:hAnsi="Times New Roman" w:cs="Times New Roman"/>
+          <w:sz w:val="24"/>
+          <w:szCs w:val="24"/>
+          <w:lang w:eastAsia="es-CO"/>
+        </w:rPr>
+      </w:pPr>
+      <w:r>
+        <w:rPr>
+          <w:rFonts w:ascii="Times New Roman" w:eastAsia="Times New Roman" w:hAnsi="Times New Roman" w:cs="Times New Roman"/>
+          <w:sz w:val="24"/>
+          <w:szCs w:val="24"/>
+          <w:lang w:eastAsia="es-CO"/>
+        </w:rPr>
+        <w:drawing>
+          <wp:inline distT="0" distB="0" distL="0" distR="0" wp14:anchorId="22B2AB24" wp14:editId="7F15C520">
+            <wp:extent cx="5400040" cy="2543810"/>
+            <wp:effectExtent l="0" t="0" r="0" b="0"/>
+            <wp:docPr id="10" name="Imagen 10"/>
+            <wp:cNvGraphicFramePr>
+              <a:graphicFrameLocks xmlns:a="http://schemas.openxmlformats.org/drawingml/2006/main" noChangeAspect="1"/>
+            </wp:cNvGraphicFramePr>
+            <a:graphic xmlns:a="http://schemas.openxmlformats.org/drawingml/2006/main">
+              <a:graphicData uri="http://schemas.openxmlformats.org/drawingml/2006/picture">
+                <pic:pic xmlns:pic="http://schemas.openxmlformats.org/drawingml/2006/picture">
+                  <pic:nvPicPr>
+                    <pic:cNvPr id="1" name=""/>
+                    <pic:cNvPicPr/>
+                  </pic:nvPicPr>
+                  <pic:blipFill>
+                    <a:blip r:embed="rId15"/>
+                    <a:stretch>
+                      <a:fillRect/>
+                    </a:stretch>
+                  </pic:blipFill>
+                  <pic:spPr>
+                    <a:xfrm>
+                      <a:off x="0" y="0"/>
+                      <a:ext cx="5400040" cy="2543810"/>
+                    </a:xfrm>
+                    <a:prstGeom prst="rect">
+                      <a:avLst/>
+                    </a:prstGeom>
+                  </pic:spPr>
+                </pic:pic>
+              </a:graphicData>
+            </a:graphic>
+          </wp:inline>
+        </w:drawing>
+      </w:r>
+    </w:p>
     <w:p/>
     <w:p>
       <w:r>
@@ -1013,6 +1455,7 @@
     </w:p>
     <w:p>
       <w:r>
+        <w:lastRenderedPageBreak/>
         <w:t>3. Evidencia en GitHub Actions Screenshots o link mostrando:</w:t>
       </w:r>
     </w:p>
